--- a/JFK_Student_Handout.docx
+++ b/JFK_Student_Handout.docx
@@ -1794,7 +1794,7 @@
           <w:sz w:val="22"/>
           <w:szCs w:val="22"/>
         </w:rPr>
-        <w:t xml:space="preserve">List at least four pieces of physical evidence found on the sixth floor of the Texas School Book Depository.</w:t>
+        <w:t xml:space="preserve">Identify the three most important pieces of physical evidence found on the sixth floor of the Texas School Book Depository. For each one, briefly explain why it matters to the investigation.</w:t>
       </w:r>
     </w:p>
     <w:p>
